--- a/courts/second-circuit/new-york/state/appellate-terms-of-the-supreme-court/opening-brief/usage/OUTPUT-opening-brief.docx
+++ b/courts/second-circuit/new-york/state/appellate-terms-of-the-supreme-court/opening-brief/usage/OUTPUT-opening-brief.docx
@@ -870,708 +870,960 @@
         <w:t xml:space="preserve">5531</w:t>
       </w:r>
     </w:p>
-    <w:p>
-      <w:pPr>
-        <w:spacing w:before="0" w:after="0" w:line="644" w:lineRule="exact"/>
-        <w:ind w:left="0" w:firstLine="720"/>
-        <w:jc w:val="left"/>
-      </w:pPr>
-      <w:r>
-        <w:t xml:space="preserve">1.</w:t>
-      </w:r>
-      <w:r>
-        <w:t xml:space="preserve"> </w:t>
-      </w:r>
-      <w:r>
-        <w:t xml:space="preserve">The</w:t>
-      </w:r>
-      <w:r>
-        <w:t xml:space="preserve"> </w:t>
-      </w:r>
-      <w:r>
-        <w:t xml:space="preserve">index</w:t>
-      </w:r>
-      <w:r>
-        <w:t xml:space="preserve"> </w:t>
-      </w:r>
-      <w:r>
-        <w:t xml:space="preserve">number</w:t>
-      </w:r>
-      <w:r>
-        <w:t xml:space="preserve"> </w:t>
-      </w:r>
-      <w:r>
-        <w:t xml:space="preserve">of</w:t>
-      </w:r>
-      <w:r>
-        <w:t xml:space="preserve"> </w:t>
-      </w:r>
-      <w:r>
-        <w:t xml:space="preserve">the</w:t>
-      </w:r>
-      <w:r>
-        <w:t xml:space="preserve"> </w:t>
-      </w:r>
-      <w:r>
-        <w:t xml:space="preserve">case</w:t>
-      </w:r>
-      <w:r>
-        <w:t xml:space="preserve"> </w:t>
-      </w:r>
-      <w:r>
-        <w:t xml:space="preserve">is</w:t>
-      </w:r>
-      <w:r>
-        <w:t xml:space="preserve"> </w:t>
-      </w:r>
-      <w:r>
-        <w:t xml:space="preserve">083391</w:t>
-        <w:noBreakHyphen/>
-        <w:t xml:space="preserve">05.</w:t>
-      </w:r>
-    </w:p>
-    <w:p>
-      <w:pPr>
-        <w:spacing w:before="0" w:after="0" w:line="644" w:lineRule="exact"/>
-        <w:ind w:left="0" w:firstLine="720"/>
-        <w:jc w:val="left"/>
-      </w:pPr>
-      <w:r>
-        <w:t xml:space="preserve">2.</w:t>
-      </w:r>
-      <w:r>
-        <w:t xml:space="preserve"> </w:t>
-      </w:r>
-      <w:r>
-        <w:t xml:space="preserve">The</w:t>
-      </w:r>
-      <w:r>
-        <w:t xml:space="preserve"> </w:t>
-      </w:r>
-      <w:r>
-        <w:t xml:space="preserve">full</w:t>
-      </w:r>
-      <w:r>
-        <w:t xml:space="preserve"> </w:t>
-      </w:r>
-      <w:r>
-        <w:t xml:space="preserve">names</w:t>
-      </w:r>
-      <w:r>
-        <w:t xml:space="preserve"> </w:t>
-      </w:r>
-      <w:r>
-        <w:t xml:space="preserve">of</w:t>
-      </w:r>
-      <w:r>
-        <w:t xml:space="preserve"> </w:t>
-      </w:r>
-      <w:r>
-        <w:t xml:space="preserve">the</w:t>
-      </w:r>
-      <w:r>
-        <w:t xml:space="preserve"> </w:t>
-      </w:r>
-      <w:r>
-        <w:t xml:space="preserve">original</w:t>
-      </w:r>
-      <w:r>
-        <w:t xml:space="preserve"> </w:t>
-      </w:r>
-      <w:r>
-        <w:t xml:space="preserve">parties</w:t>
-      </w:r>
-      <w:r>
-        <w:t xml:space="preserve"> </w:t>
-      </w:r>
-      <w:r>
-        <w:t xml:space="preserve">are</w:t>
-      </w:r>
-      <w:r>
-        <w:t xml:space="preserve"> </w:t>
-      </w:r>
-      <w:r>
-        <w:t xml:space="preserve">as</w:t>
-      </w:r>
-      <w:r>
-        <w:t xml:space="preserve"> </w:t>
-      </w:r>
-      <w:r>
-        <w:t xml:space="preserve">stated</w:t>
-      </w:r>
-      <w:r>
-        <w:t xml:space="preserve"> </w:t>
-      </w:r>
-      <w:r>
-        <w:t xml:space="preserve">above;</w:t>
-      </w:r>
-      <w:r>
-        <w:t xml:space="preserve"> </w:t>
-      </w:r>
-      <w:r>
-        <w:t xml:space="preserve">there</w:t>
-      </w:r>
-      <w:r>
-        <w:t xml:space="preserve"> </w:t>
-      </w:r>
-      <w:r>
-        <w:t xml:space="preserve">have</w:t>
-      </w:r>
-      <w:r>
-        <w:t xml:space="preserve"> </w:t>
-      </w:r>
-      <w:r>
-        <w:t xml:space="preserve">been</w:t>
-      </w:r>
-      <w:r>
-        <w:t xml:space="preserve"> </w:t>
-      </w:r>
-      <w:r>
-        <w:t xml:space="preserve">no</w:t>
-      </w:r>
-      <w:r>
-        <w:t xml:space="preserve"> </w:t>
-      </w:r>
-      <w:r>
-        <w:t xml:space="preserve">changes.</w:t>
-      </w:r>
-    </w:p>
-    <w:p>
-      <w:pPr>
-        <w:spacing w:before="0" w:after="0" w:line="644" w:lineRule="exact"/>
-        <w:ind w:left="0" w:firstLine="720"/>
-        <w:jc w:val="left"/>
-      </w:pPr>
-      <w:r>
-        <w:t xml:space="preserve">3.</w:t>
-      </w:r>
-      <w:r>
-        <w:t xml:space="preserve"> </w:t>
-      </w:r>
-      <w:r>
-        <w:t xml:space="preserve">The</w:t>
-      </w:r>
-      <w:r>
-        <w:t xml:space="preserve"> </w:t>
-      </w:r>
-      <w:r>
-        <w:t xml:space="preserve">action</w:t>
-      </w:r>
-      <w:r>
-        <w:t xml:space="preserve"> </w:t>
-      </w:r>
-      <w:r>
-        <w:t xml:space="preserve">was</w:t>
-      </w:r>
-      <w:r>
-        <w:t xml:space="preserve"> </w:t>
-      </w:r>
-      <w:r>
-        <w:t xml:space="preserve">commenced</w:t>
-      </w:r>
-      <w:r>
-        <w:t xml:space="preserve"> </w:t>
-      </w:r>
-      <w:r>
-        <w:t xml:space="preserve">in</w:t>
-      </w:r>
-      <w:r>
-        <w:t xml:space="preserve"> </w:t>
-      </w:r>
-      <w:r>
-        <w:t xml:space="preserve">Civil</w:t>
-      </w:r>
-      <w:r>
-        <w:t xml:space="preserve"> </w:t>
-      </w:r>
-      <w:r>
-        <w:t xml:space="preserve">Court,</w:t>
-      </w:r>
-      <w:r>
-        <w:t xml:space="preserve"> </w:t>
-      </w:r>
-      <w:r>
-        <w:t xml:space="preserve">Kings</w:t>
-      </w:r>
-      <w:r>
-        <w:t xml:space="preserve"> </w:t>
-      </w:r>
-      <w:r>
-        <w:t xml:space="preserve">County.</w:t>
-      </w:r>
-    </w:p>
-    <w:p>
-      <w:pPr>
-        <w:spacing w:before="0" w:after="0" w:line="644" w:lineRule="exact"/>
-        <w:ind w:left="0" w:firstLine="720"/>
-        <w:jc w:val="left"/>
-      </w:pPr>
-      <w:r>
-        <w:t xml:space="preserve">4.</w:t>
-      </w:r>
-      <w:r>
-        <w:t xml:space="preserve"> </w:t>
-      </w:r>
-      <w:r>
-        <w:t xml:space="preserve">The</w:t>
-      </w:r>
-      <w:r>
-        <w:t xml:space="preserve"> </w:t>
-      </w:r>
-      <w:r>
-        <w:t xml:space="preserve">action</w:t>
-      </w:r>
-      <w:r>
-        <w:t xml:space="preserve"> </w:t>
-      </w:r>
-      <w:r>
-        <w:t xml:space="preserve">was</w:t>
-      </w:r>
-      <w:r>
-        <w:t xml:space="preserve"> </w:t>
-      </w:r>
-      <w:r>
-        <w:t xml:space="preserve">commenced</w:t>
-      </w:r>
-      <w:r>
-        <w:t xml:space="preserve"> </w:t>
-      </w:r>
-      <w:r>
-        <w:t xml:space="preserve">on</w:t>
-      </w:r>
-      <w:r>
-        <w:t xml:space="preserve"> </w:t>
-      </w:r>
-      <w:r>
-        <w:t xml:space="preserve">or</w:t>
-      </w:r>
-      <w:r>
-        <w:t xml:space="preserve"> </w:t>
-      </w:r>
-      <w:r>
-        <w:t xml:space="preserve">about</w:t>
-      </w:r>
-      <w:r>
-        <w:t xml:space="preserve"> </w:t>
-      </w:r>
-      <w:r>
-        <w:t xml:space="preserve">August</w:t>
-      </w:r>
-      <w:r>
-        <w:t xml:space="preserve"> </w:t>
-      </w:r>
-      <w:r>
-        <w:t xml:space="preserve">26,</w:t>
-      </w:r>
-      <w:r>
-        <w:t xml:space="preserve"> </w:t>
-      </w:r>
-      <w:r>
-        <w:t xml:space="preserve">2005.</w:t>
-      </w:r>
-    </w:p>
-    <w:p>
-      <w:pPr>
-        <w:spacing w:before="0" w:after="0" w:line="644" w:lineRule="exact"/>
-        <w:ind w:left="0" w:firstLine="720"/>
-        <w:jc w:val="left"/>
-      </w:pPr>
-      <w:r>
-        <w:t xml:space="preserve">5.</w:t>
-      </w:r>
-      <w:r>
-        <w:t xml:space="preserve"> </w:t>
-      </w:r>
-      <w:r>
-        <w:t xml:space="preserve">The</w:t>
-      </w:r>
-      <w:r>
-        <w:t xml:space="preserve"> </w:t>
-      </w:r>
-      <w:r>
-        <w:t xml:space="preserve">nature</w:t>
-      </w:r>
-      <w:r>
-        <w:t xml:space="preserve"> </w:t>
-      </w:r>
-      <w:r>
-        <w:t xml:space="preserve">and</w:t>
-      </w:r>
-      <w:r>
-        <w:t xml:space="preserve"> </w:t>
-      </w:r>
-      <w:r>
-        <w:t xml:space="preserve">object</w:t>
-      </w:r>
-      <w:r>
-        <w:t xml:space="preserve"> </w:t>
-      </w:r>
-      <w:r>
-        <w:t xml:space="preserve">of</w:t>
-      </w:r>
-      <w:r>
-        <w:t xml:space="preserve"> </w:t>
-      </w:r>
-      <w:r>
-        <w:t xml:space="preserve">the</w:t>
-      </w:r>
-      <w:r>
-        <w:t xml:space="preserve"> </w:t>
-      </w:r>
-      <w:r>
-        <w:t xml:space="preserve">action</w:t>
-      </w:r>
-      <w:r>
-        <w:t xml:space="preserve"> </w:t>
-      </w:r>
-      <w:r>
-        <w:t xml:space="preserve">is</w:t>
-      </w:r>
-      <w:r>
-        <w:t xml:space="preserve"> </w:t>
-      </w:r>
-      <w:r>
-        <w:t xml:space="preserve">a</w:t>
-      </w:r>
-      <w:r>
-        <w:t xml:space="preserve"> </w:t>
-      </w:r>
-      <w:r>
-        <w:t xml:space="preserve">consumer</w:t>
-      </w:r>
-      <w:r>
-        <w:t xml:space="preserve"> </w:t>
-      </w:r>
-      <w:r>
-        <w:t xml:space="preserve">credit</w:t>
-      </w:r>
-      <w:r>
-        <w:t xml:space="preserve"> </w:t>
-      </w:r>
-      <w:r>
-        <w:t xml:space="preserve">action.</w:t>
-      </w:r>
-    </w:p>
-    <w:p>
-      <w:pPr>
-        <w:spacing w:before="0" w:after="0" w:line="644" w:lineRule="exact"/>
-        <w:ind w:left="0" w:firstLine="720"/>
-        <w:jc w:val="left"/>
-      </w:pPr>
-      <w:r>
-        <w:t xml:space="preserve">6.</w:t>
-      </w:r>
-      <w:r>
-        <w:t xml:space="preserve"> </w:t>
-      </w:r>
-      <w:r>
-        <w:t xml:space="preserve">This</w:t>
-      </w:r>
-      <w:r>
-        <w:t xml:space="preserve"> </w:t>
-      </w:r>
-      <w:r>
-        <w:t xml:space="preserve">appeal</w:t>
-      </w:r>
-      <w:r>
-        <w:t xml:space="preserve"> </w:t>
-      </w:r>
-      <w:r>
-        <w:t xml:space="preserve">is</w:t>
-      </w:r>
-      <w:r>
-        <w:t xml:space="preserve"> </w:t>
-      </w:r>
-      <w:r>
-        <w:t xml:space="preserve">from</w:t>
-      </w:r>
-      <w:r>
-        <w:t xml:space="preserve"> </w:t>
-      </w:r>
-      <w:r>
-        <w:t xml:space="preserve">a</w:t>
-      </w:r>
-      <w:r>
-        <w:t xml:space="preserve"> </w:t>
-      </w:r>
-      <w:r>
-        <w:t xml:space="preserve">decision</w:t>
-      </w:r>
-      <w:r>
-        <w:t xml:space="preserve"> </w:t>
-      </w:r>
-      <w:r>
-        <w:t xml:space="preserve">of</w:t>
-      </w:r>
-      <w:r>
-        <w:t xml:space="preserve"> </w:t>
-      </w:r>
-      <w:r>
-        <w:t xml:space="preserve">the</w:t>
-      </w:r>
-      <w:r>
-        <w:t xml:space="preserve"> </w:t>
-      </w:r>
-      <w:r>
-        <w:t xml:space="preserve">Hon.</w:t>
-      </w:r>
-      <w:r>
-        <w:t xml:space="preserve"> </w:t>
-      </w:r>
-      <w:r>
-        <w:t xml:space="preserve">Carolyn</w:t>
-      </w:r>
-      <w:r>
-        <w:t xml:space="preserve"> </w:t>
-      </w:r>
-      <w:r>
-        <w:t xml:space="preserve">E.</w:t>
-      </w:r>
-      <w:r>
-        <w:t xml:space="preserve"> </w:t>
-      </w:r>
-      <w:r>
-        <w:t xml:space="preserve">Wade,</w:t>
-      </w:r>
-      <w:r>
-        <w:t xml:space="preserve"> </w:t>
-      </w:r>
-      <w:r>
-        <w:t xml:space="preserve">Civil</w:t>
-      </w:r>
-      <w:r>
-        <w:t xml:space="preserve"> </w:t>
-      </w:r>
-      <w:r>
-        <w:t xml:space="preserve">Court</w:t>
-      </w:r>
-      <w:r>
-        <w:t xml:space="preserve"> </w:t>
-      </w:r>
-      <w:r>
-        <w:t xml:space="preserve">Judge,</w:t>
-      </w:r>
-      <w:r>
-        <w:t xml:space="preserve"> </w:t>
-      </w:r>
-      <w:r>
-        <w:t xml:space="preserve">County</w:t>
-      </w:r>
-      <w:r>
-        <w:t xml:space="preserve"> </w:t>
-      </w:r>
-      <w:r>
-        <w:t xml:space="preserve">of</w:t>
-      </w:r>
-      <w:r>
-        <w:t xml:space="preserve"> </w:t>
-      </w:r>
-      <w:r>
-        <w:t xml:space="preserve">Kings,</w:t>
-      </w:r>
-      <w:r>
-        <w:t xml:space="preserve"> </w:t>
-      </w:r>
-      <w:r>
-        <w:t xml:space="preserve">entered</w:t>
-      </w:r>
-      <w:r>
-        <w:t xml:space="preserve"> </w:t>
-      </w:r>
-      <w:r>
-        <w:t xml:space="preserve">and</w:t>
-      </w:r>
-      <w:r>
-        <w:t xml:space="preserve"> </w:t>
-      </w:r>
-      <w:r>
-        <w:t xml:space="preserve">filed</w:t>
-      </w:r>
-      <w:r>
-        <w:t xml:space="preserve"> </w:t>
-      </w:r>
-      <w:r>
-        <w:t xml:space="preserve">on</w:t>
-      </w:r>
-      <w:r>
-        <w:t xml:space="preserve"> </w:t>
-      </w:r>
-      <w:r>
-        <w:t xml:space="preserve">July</w:t>
-      </w:r>
-      <w:r>
-        <w:t xml:space="preserve"> </w:t>
-      </w:r>
-      <w:r>
-        <w:t xml:space="preserve">24,</w:t>
-      </w:r>
-      <w:r>
-        <w:t xml:space="preserve"> </w:t>
-      </w:r>
-      <w:r>
-        <w:t xml:space="preserve">2012,</w:t>
-      </w:r>
-      <w:r>
-        <w:t xml:space="preserve"> </w:t>
-      </w:r>
-      <w:r>
-        <w:t xml:space="preserve">whereby</w:t>
-      </w:r>
-      <w:r>
-        <w:t xml:space="preserve"> </w:t>
-      </w:r>
-      <w:r>
-        <w:t xml:space="preserve">it</w:t>
-      </w:r>
-      <w:r>
-        <w:t xml:space="preserve"> </w:t>
-      </w:r>
-      <w:r>
-        <w:t xml:space="preserve">was</w:t>
-      </w:r>
-      <w:r>
-        <w:t xml:space="preserve"> </w:t>
-      </w:r>
-      <w:r>
-        <w:t xml:space="preserve">adjudged</w:t>
-      </w:r>
-      <w:r>
-        <w:t xml:space="preserve"> </w:t>
-      </w:r>
-      <w:r>
-        <w:t xml:space="preserve">that</w:t>
-      </w:r>
-      <w:r>
-        <w:t xml:space="preserve"> </w:t>
-      </w:r>
-      <w:r>
-        <w:t xml:space="preserve">Defendant-Appellant’s</w:t>
-      </w:r>
-      <w:r>
-        <w:t xml:space="preserve"> </w:t>
-      </w:r>
-      <w:r>
-        <w:t xml:space="preserve">Order</w:t>
-      </w:r>
-      <w:r>
-        <w:t xml:space="preserve"> </w:t>
-      </w:r>
-      <w:r>
-        <w:t xml:space="preserve">to</w:t>
-      </w:r>
-      <w:r>
-        <w:t xml:space="preserve"> </w:t>
-      </w:r>
-      <w:r>
-        <w:t xml:space="preserve">Show</w:t>
-      </w:r>
-      <w:r>
-        <w:t xml:space="preserve"> </w:t>
-      </w:r>
-      <w:r>
-        <w:t xml:space="preserve">Cause</w:t>
-      </w:r>
-      <w:r>
-        <w:t xml:space="preserve"> </w:t>
-      </w:r>
-      <w:r>
-        <w:t xml:space="preserve">to</w:t>
-      </w:r>
-      <w:r>
-        <w:t xml:space="preserve"> </w:t>
-      </w:r>
-      <w:r>
-        <w:t xml:space="preserve">Reargue</w:t>
-      </w:r>
-      <w:r>
-        <w:t xml:space="preserve"> </w:t>
-      </w:r>
-      <w:r>
-        <w:t xml:space="preserve">be</w:t>
-      </w:r>
-      <w:r>
-        <w:t xml:space="preserve"> </w:t>
-      </w:r>
-      <w:r>
-        <w:t xml:space="preserve">granted,</w:t>
-      </w:r>
-      <w:r>
-        <w:t xml:space="preserve"> </w:t>
-      </w:r>
-      <w:r>
-        <w:t xml:space="preserve">and</w:t>
-      </w:r>
-      <w:r>
-        <w:t xml:space="preserve"> </w:t>
-      </w:r>
-      <w:r>
-        <w:t xml:space="preserve">upon</w:t>
-      </w:r>
-      <w:r>
-        <w:t xml:space="preserve"> </w:t>
-      </w:r>
-      <w:r>
-        <w:t xml:space="preserve">reargument,</w:t>
-      </w:r>
-      <w:r>
-        <w:t xml:space="preserve"> </w:t>
-      </w:r>
-      <w:r>
-        <w:t xml:space="preserve">denied.</w:t>
-      </w:r>
-    </w:p>
-    <w:p>
-      <w:pPr>
-        <w:spacing w:before="0" w:after="0" w:line="644" w:lineRule="exact"/>
-        <w:ind w:left="0" w:firstLine="720"/>
-        <w:jc w:val="left"/>
-      </w:pPr>
-      <w:r>
-        <w:t xml:space="preserve">7.</w:t>
-      </w:r>
-      <w:r>
-        <w:t xml:space="preserve"> </w:t>
-      </w:r>
-      <w:r>
-        <w:t xml:space="preserve">The</w:t>
-      </w:r>
-      <w:r>
-        <w:t xml:space="preserve"> </w:t>
-      </w:r>
-      <w:r>
-        <w:t xml:space="preserve">appeal</w:t>
-      </w:r>
-      <w:r>
-        <w:t xml:space="preserve"> </w:t>
-      </w:r>
-      <w:r>
-        <w:t xml:space="preserve">is</w:t>
-      </w:r>
-      <w:r>
-        <w:t xml:space="preserve"> </w:t>
-      </w:r>
-      <w:r>
-        <w:t xml:space="preserve">on</w:t>
-      </w:r>
-      <w:r>
-        <w:t xml:space="preserve"> </w:t>
-      </w:r>
-      <w:r>
-        <w:t xml:space="preserve">the</w:t>
-      </w:r>
-      <w:r>
-        <w:t xml:space="preserve"> </w:t>
-      </w:r>
-      <w:r>
-        <w:t xml:space="preserve">appendix</w:t>
-      </w:r>
-      <w:r>
-        <w:t xml:space="preserve"> </w:t>
-      </w:r>
-      <w:r>
-        <w:t xml:space="preserve">method.</w:t>
-      </w:r>
-    </w:p>
+    <w:tbl>
+      <w:tblPr>
+        <w:tblW w:w="9360" w:type="dxa"/>
+        <w:tblLayout w:type="fixed"/>
+        <w:tblCellMar>
+          <w:top w:w="0" w:type="dxa"/>
+          <w:left w:w="0" w:type="dxa"/>
+          <w:bottom w:w="0" w:type="dxa"/>
+          <w:right w:w="0" w:type="dxa"/>
+        </w:tblCellMar>
+        <w:tblLook w:val="0000" w:firstRow="0" w:lastRow="0" w:firstColumn="0" w:lastColumn="0" w:noHBand="0" w:noVBand="0"/>
+      </w:tblPr>
+      <w:tblGrid>
+        <w:gridCol w:w="576"/>
+        <w:gridCol w:w="8784"/>
+      </w:tblGrid>
+      <w:tr>
+        <w:trPr>
+          <w:cantSplit/>
+        </w:trPr>
+        <w:tc>
+          <w:tcPr>
+            <w:tcW w:w="576" w:type="dxa"/>
+          </w:tcPr>
+          <w:p>
+            <w:pPr>
+              <w:spacing w:before="0" w:after="0" w:line="644" w:lineRule="exact"/>
+              <w:ind w:left="0" w:firstLine="0"/>
+              <w:jc w:val="left"/>
+            </w:pPr>
+            <w:r>
+              <w:t xml:space="preserve">1.</w:t>
+            </w:r>
+          </w:p>
+        </w:tc>
+        <w:tc>
+          <w:tcPr>
+            <w:tcW w:w="8784" w:type="dxa"/>
+          </w:tcPr>
+          <w:p>
+            <w:pPr>
+              <w:spacing w:before="0" w:after="0" w:line="644" w:lineRule="exact"/>
+              <w:ind w:left="0" w:firstLine="0"/>
+              <w:jc w:val="left"/>
+            </w:pPr>
+            <w:r>
+              <w:t xml:space="preserve">The</w:t>
+            </w:r>
+            <w:r>
+              <w:t xml:space="preserve"> </w:t>
+            </w:r>
+            <w:r>
+              <w:t xml:space="preserve">index</w:t>
+            </w:r>
+            <w:r>
+              <w:t xml:space="preserve"> </w:t>
+            </w:r>
+            <w:r>
+              <w:t xml:space="preserve">number</w:t>
+            </w:r>
+            <w:r>
+              <w:t xml:space="preserve"> </w:t>
+            </w:r>
+            <w:r>
+              <w:t xml:space="preserve">of</w:t>
+            </w:r>
+            <w:r>
+              <w:t xml:space="preserve"> </w:t>
+            </w:r>
+            <w:r>
+              <w:t xml:space="preserve">the</w:t>
+            </w:r>
+            <w:r>
+              <w:t xml:space="preserve"> </w:t>
+            </w:r>
+            <w:r>
+              <w:t xml:space="preserve">case</w:t>
+            </w:r>
+            <w:r>
+              <w:t xml:space="preserve"> </w:t>
+            </w:r>
+            <w:r>
+              <w:t xml:space="preserve">is</w:t>
+            </w:r>
+            <w:r>
+              <w:t xml:space="preserve"> </w:t>
+            </w:r>
+            <w:r>
+              <w:t xml:space="preserve">083391</w:t>
+              <w:noBreakHyphen/>
+              <w:t xml:space="preserve">05.</w:t>
+            </w:r>
+          </w:p>
+        </w:tc>
+      </w:tr>
+    </w:tbl>
+    <w:tbl>
+      <w:tblPr>
+        <w:tblW w:w="9360" w:type="dxa"/>
+        <w:tblLayout w:type="fixed"/>
+        <w:tblCellMar>
+          <w:top w:w="0" w:type="dxa"/>
+          <w:left w:w="0" w:type="dxa"/>
+          <w:bottom w:w="0" w:type="dxa"/>
+          <w:right w:w="0" w:type="dxa"/>
+        </w:tblCellMar>
+        <w:tblLook w:val="0000" w:firstRow="0" w:lastRow="0" w:firstColumn="0" w:lastColumn="0" w:noHBand="0" w:noVBand="0"/>
+      </w:tblPr>
+      <w:tblGrid>
+        <w:gridCol w:w="576"/>
+        <w:gridCol w:w="8784"/>
+      </w:tblGrid>
+      <w:tr>
+        <w:trPr>
+          <w:cantSplit/>
+        </w:trPr>
+        <w:tc>
+          <w:tcPr>
+            <w:tcW w:w="576" w:type="dxa"/>
+          </w:tcPr>
+          <w:p>
+            <w:pPr>
+              <w:spacing w:before="0" w:after="0" w:line="644" w:lineRule="exact"/>
+              <w:ind w:left="0" w:firstLine="0"/>
+              <w:jc w:val="left"/>
+            </w:pPr>
+            <w:r>
+              <w:t xml:space="preserve">2.</w:t>
+            </w:r>
+          </w:p>
+        </w:tc>
+        <w:tc>
+          <w:tcPr>
+            <w:tcW w:w="8784" w:type="dxa"/>
+          </w:tcPr>
+          <w:p>
+            <w:pPr>
+              <w:spacing w:before="0" w:after="0" w:line="644" w:lineRule="exact"/>
+              <w:ind w:left="0" w:firstLine="0"/>
+              <w:jc w:val="left"/>
+            </w:pPr>
+            <w:r>
+              <w:t xml:space="preserve">The</w:t>
+            </w:r>
+            <w:r>
+              <w:t xml:space="preserve"> </w:t>
+            </w:r>
+            <w:r>
+              <w:t xml:space="preserve">full</w:t>
+            </w:r>
+            <w:r>
+              <w:t xml:space="preserve"> </w:t>
+            </w:r>
+            <w:r>
+              <w:t xml:space="preserve">names</w:t>
+            </w:r>
+            <w:r>
+              <w:t xml:space="preserve"> </w:t>
+            </w:r>
+            <w:r>
+              <w:t xml:space="preserve">of</w:t>
+            </w:r>
+            <w:r>
+              <w:t xml:space="preserve"> </w:t>
+            </w:r>
+            <w:r>
+              <w:t xml:space="preserve">the</w:t>
+            </w:r>
+            <w:r>
+              <w:t xml:space="preserve"> </w:t>
+            </w:r>
+            <w:r>
+              <w:t xml:space="preserve">original</w:t>
+            </w:r>
+            <w:r>
+              <w:t xml:space="preserve"> </w:t>
+            </w:r>
+            <w:r>
+              <w:t xml:space="preserve">parties</w:t>
+            </w:r>
+            <w:r>
+              <w:t xml:space="preserve"> </w:t>
+            </w:r>
+            <w:r>
+              <w:t xml:space="preserve">are</w:t>
+            </w:r>
+            <w:r>
+              <w:t xml:space="preserve"> </w:t>
+            </w:r>
+            <w:r>
+              <w:t xml:space="preserve">as</w:t>
+            </w:r>
+            <w:r>
+              <w:t xml:space="preserve"> </w:t>
+            </w:r>
+            <w:r>
+              <w:t xml:space="preserve">stated</w:t>
+            </w:r>
+            <w:r>
+              <w:t xml:space="preserve"> </w:t>
+            </w:r>
+            <w:r>
+              <w:t xml:space="preserve">above;</w:t>
+            </w:r>
+            <w:r>
+              <w:t xml:space="preserve"> </w:t>
+            </w:r>
+            <w:r>
+              <w:t xml:space="preserve">there</w:t>
+            </w:r>
+            <w:r>
+              <w:t xml:space="preserve"> </w:t>
+            </w:r>
+            <w:r>
+              <w:t xml:space="preserve">have</w:t>
+            </w:r>
+            <w:r>
+              <w:t xml:space="preserve"> </w:t>
+            </w:r>
+            <w:r>
+              <w:t xml:space="preserve">been</w:t>
+            </w:r>
+            <w:r>
+              <w:t xml:space="preserve"> </w:t>
+            </w:r>
+            <w:r>
+              <w:t xml:space="preserve">no</w:t>
+            </w:r>
+            <w:r>
+              <w:t xml:space="preserve"> </w:t>
+            </w:r>
+            <w:r>
+              <w:t xml:space="preserve">changes.</w:t>
+            </w:r>
+          </w:p>
+        </w:tc>
+      </w:tr>
+    </w:tbl>
+    <w:tbl>
+      <w:tblPr>
+        <w:tblW w:w="9360" w:type="dxa"/>
+        <w:tblLayout w:type="fixed"/>
+        <w:tblCellMar>
+          <w:top w:w="0" w:type="dxa"/>
+          <w:left w:w="0" w:type="dxa"/>
+          <w:bottom w:w="0" w:type="dxa"/>
+          <w:right w:w="0" w:type="dxa"/>
+        </w:tblCellMar>
+        <w:tblLook w:val="0000" w:firstRow="0" w:lastRow="0" w:firstColumn="0" w:lastColumn="0" w:noHBand="0" w:noVBand="0"/>
+      </w:tblPr>
+      <w:tblGrid>
+        <w:gridCol w:w="576"/>
+        <w:gridCol w:w="8784"/>
+      </w:tblGrid>
+      <w:tr>
+        <w:trPr>
+          <w:cantSplit/>
+        </w:trPr>
+        <w:tc>
+          <w:tcPr>
+            <w:tcW w:w="576" w:type="dxa"/>
+          </w:tcPr>
+          <w:p>
+            <w:pPr>
+              <w:spacing w:before="0" w:after="0" w:line="644" w:lineRule="exact"/>
+              <w:ind w:left="0" w:firstLine="0"/>
+              <w:jc w:val="left"/>
+            </w:pPr>
+            <w:r>
+              <w:t xml:space="preserve">3.</w:t>
+            </w:r>
+          </w:p>
+        </w:tc>
+        <w:tc>
+          <w:tcPr>
+            <w:tcW w:w="8784" w:type="dxa"/>
+          </w:tcPr>
+          <w:p>
+            <w:pPr>
+              <w:spacing w:before="0" w:after="0" w:line="644" w:lineRule="exact"/>
+              <w:ind w:left="0" w:firstLine="0"/>
+              <w:jc w:val="left"/>
+            </w:pPr>
+            <w:r>
+              <w:t xml:space="preserve">The</w:t>
+            </w:r>
+            <w:r>
+              <w:t xml:space="preserve"> </w:t>
+            </w:r>
+            <w:r>
+              <w:t xml:space="preserve">action</w:t>
+            </w:r>
+            <w:r>
+              <w:t xml:space="preserve"> </w:t>
+            </w:r>
+            <w:r>
+              <w:t xml:space="preserve">was</w:t>
+            </w:r>
+            <w:r>
+              <w:t xml:space="preserve"> </w:t>
+            </w:r>
+            <w:r>
+              <w:t xml:space="preserve">commenced</w:t>
+            </w:r>
+            <w:r>
+              <w:t xml:space="preserve"> </w:t>
+            </w:r>
+            <w:r>
+              <w:t xml:space="preserve">in</w:t>
+            </w:r>
+            <w:r>
+              <w:t xml:space="preserve"> </w:t>
+            </w:r>
+            <w:r>
+              <w:t xml:space="preserve">Civil</w:t>
+            </w:r>
+            <w:r>
+              <w:t xml:space="preserve"> </w:t>
+            </w:r>
+            <w:r>
+              <w:t xml:space="preserve">Court,</w:t>
+            </w:r>
+            <w:r>
+              <w:t xml:space="preserve"> </w:t>
+            </w:r>
+            <w:r>
+              <w:t xml:space="preserve">Kings</w:t>
+            </w:r>
+            <w:r>
+              <w:t xml:space="preserve"> </w:t>
+            </w:r>
+            <w:r>
+              <w:t xml:space="preserve">County.</w:t>
+            </w:r>
+          </w:p>
+        </w:tc>
+      </w:tr>
+    </w:tbl>
+    <w:tbl>
+      <w:tblPr>
+        <w:tblW w:w="9360" w:type="dxa"/>
+        <w:tblLayout w:type="fixed"/>
+        <w:tblCellMar>
+          <w:top w:w="0" w:type="dxa"/>
+          <w:left w:w="0" w:type="dxa"/>
+          <w:bottom w:w="0" w:type="dxa"/>
+          <w:right w:w="0" w:type="dxa"/>
+        </w:tblCellMar>
+        <w:tblLook w:val="0000" w:firstRow="0" w:lastRow="0" w:firstColumn="0" w:lastColumn="0" w:noHBand="0" w:noVBand="0"/>
+      </w:tblPr>
+      <w:tblGrid>
+        <w:gridCol w:w="576"/>
+        <w:gridCol w:w="8784"/>
+      </w:tblGrid>
+      <w:tr>
+        <w:trPr>
+          <w:cantSplit/>
+        </w:trPr>
+        <w:tc>
+          <w:tcPr>
+            <w:tcW w:w="576" w:type="dxa"/>
+          </w:tcPr>
+          <w:p>
+            <w:pPr>
+              <w:spacing w:before="0" w:after="0" w:line="644" w:lineRule="exact"/>
+              <w:ind w:left="0" w:firstLine="0"/>
+              <w:jc w:val="left"/>
+            </w:pPr>
+            <w:r>
+              <w:t xml:space="preserve">4.</w:t>
+            </w:r>
+          </w:p>
+        </w:tc>
+        <w:tc>
+          <w:tcPr>
+            <w:tcW w:w="8784" w:type="dxa"/>
+          </w:tcPr>
+          <w:p>
+            <w:pPr>
+              <w:spacing w:before="0" w:after="0" w:line="644" w:lineRule="exact"/>
+              <w:ind w:left="0" w:firstLine="0"/>
+              <w:jc w:val="left"/>
+            </w:pPr>
+            <w:r>
+              <w:t xml:space="preserve">The</w:t>
+            </w:r>
+            <w:r>
+              <w:t xml:space="preserve"> </w:t>
+            </w:r>
+            <w:r>
+              <w:t xml:space="preserve">action</w:t>
+            </w:r>
+            <w:r>
+              <w:t xml:space="preserve"> </w:t>
+            </w:r>
+            <w:r>
+              <w:t xml:space="preserve">was</w:t>
+            </w:r>
+            <w:r>
+              <w:t xml:space="preserve"> </w:t>
+            </w:r>
+            <w:r>
+              <w:t xml:space="preserve">commenced</w:t>
+            </w:r>
+            <w:r>
+              <w:t xml:space="preserve"> </w:t>
+            </w:r>
+            <w:r>
+              <w:t xml:space="preserve">on</w:t>
+            </w:r>
+            <w:r>
+              <w:t xml:space="preserve"> </w:t>
+            </w:r>
+            <w:r>
+              <w:t xml:space="preserve">or</w:t>
+            </w:r>
+            <w:r>
+              <w:t xml:space="preserve"> </w:t>
+            </w:r>
+            <w:r>
+              <w:t xml:space="preserve">about</w:t>
+            </w:r>
+            <w:r>
+              <w:t xml:space="preserve"> </w:t>
+            </w:r>
+            <w:r>
+              <w:t xml:space="preserve">August</w:t>
+            </w:r>
+            <w:r>
+              <w:t xml:space="preserve"> </w:t>
+            </w:r>
+            <w:r>
+              <w:t xml:space="preserve">26,</w:t>
+            </w:r>
+            <w:r>
+              <w:t xml:space="preserve"> </w:t>
+            </w:r>
+            <w:r>
+              <w:t xml:space="preserve">2005.</w:t>
+            </w:r>
+          </w:p>
+        </w:tc>
+      </w:tr>
+    </w:tbl>
+    <w:tbl>
+      <w:tblPr>
+        <w:tblW w:w="9360" w:type="dxa"/>
+        <w:tblLayout w:type="fixed"/>
+        <w:tblCellMar>
+          <w:top w:w="0" w:type="dxa"/>
+          <w:left w:w="0" w:type="dxa"/>
+          <w:bottom w:w="0" w:type="dxa"/>
+          <w:right w:w="0" w:type="dxa"/>
+        </w:tblCellMar>
+        <w:tblLook w:val="0000" w:firstRow="0" w:lastRow="0" w:firstColumn="0" w:lastColumn="0" w:noHBand="0" w:noVBand="0"/>
+      </w:tblPr>
+      <w:tblGrid>
+        <w:gridCol w:w="576"/>
+        <w:gridCol w:w="8784"/>
+      </w:tblGrid>
+      <w:tr>
+        <w:trPr>
+          <w:cantSplit/>
+        </w:trPr>
+        <w:tc>
+          <w:tcPr>
+            <w:tcW w:w="576" w:type="dxa"/>
+          </w:tcPr>
+          <w:p>
+            <w:pPr>
+              <w:spacing w:before="0" w:after="0" w:line="644" w:lineRule="exact"/>
+              <w:ind w:left="0" w:firstLine="0"/>
+              <w:jc w:val="left"/>
+            </w:pPr>
+            <w:r>
+              <w:t xml:space="preserve">5.</w:t>
+            </w:r>
+          </w:p>
+        </w:tc>
+        <w:tc>
+          <w:tcPr>
+            <w:tcW w:w="8784" w:type="dxa"/>
+          </w:tcPr>
+          <w:p>
+            <w:pPr>
+              <w:spacing w:before="0" w:after="0" w:line="644" w:lineRule="exact"/>
+              <w:ind w:left="0" w:firstLine="0"/>
+              <w:jc w:val="left"/>
+            </w:pPr>
+            <w:r>
+              <w:t xml:space="preserve">The</w:t>
+            </w:r>
+            <w:r>
+              <w:t xml:space="preserve"> </w:t>
+            </w:r>
+            <w:r>
+              <w:t xml:space="preserve">nature</w:t>
+            </w:r>
+            <w:r>
+              <w:t xml:space="preserve"> </w:t>
+            </w:r>
+            <w:r>
+              <w:t xml:space="preserve">and</w:t>
+            </w:r>
+            <w:r>
+              <w:t xml:space="preserve"> </w:t>
+            </w:r>
+            <w:r>
+              <w:t xml:space="preserve">object</w:t>
+            </w:r>
+            <w:r>
+              <w:t xml:space="preserve"> </w:t>
+            </w:r>
+            <w:r>
+              <w:t xml:space="preserve">of</w:t>
+            </w:r>
+            <w:r>
+              <w:t xml:space="preserve"> </w:t>
+            </w:r>
+            <w:r>
+              <w:t xml:space="preserve">the</w:t>
+            </w:r>
+            <w:r>
+              <w:t xml:space="preserve"> </w:t>
+            </w:r>
+            <w:r>
+              <w:t xml:space="preserve">action</w:t>
+            </w:r>
+            <w:r>
+              <w:t xml:space="preserve"> </w:t>
+            </w:r>
+            <w:r>
+              <w:t xml:space="preserve">is</w:t>
+            </w:r>
+            <w:r>
+              <w:t xml:space="preserve"> </w:t>
+            </w:r>
+            <w:r>
+              <w:t xml:space="preserve">a</w:t>
+            </w:r>
+            <w:r>
+              <w:t xml:space="preserve"> </w:t>
+            </w:r>
+            <w:r>
+              <w:t xml:space="preserve">consumer</w:t>
+            </w:r>
+            <w:r>
+              <w:t xml:space="preserve"> </w:t>
+            </w:r>
+            <w:r>
+              <w:t xml:space="preserve">credit</w:t>
+            </w:r>
+            <w:r>
+              <w:t xml:space="preserve"> </w:t>
+            </w:r>
+            <w:r>
+              <w:t xml:space="preserve">action.</w:t>
+            </w:r>
+          </w:p>
+        </w:tc>
+      </w:tr>
+    </w:tbl>
+    <w:tbl>
+      <w:tblPr>
+        <w:tblW w:w="9360" w:type="dxa"/>
+        <w:tblLayout w:type="fixed"/>
+        <w:tblCellMar>
+          <w:top w:w="0" w:type="dxa"/>
+          <w:left w:w="0" w:type="dxa"/>
+          <w:bottom w:w="0" w:type="dxa"/>
+          <w:right w:w="0" w:type="dxa"/>
+        </w:tblCellMar>
+        <w:tblLook w:val="0000" w:firstRow="0" w:lastRow="0" w:firstColumn="0" w:lastColumn="0" w:noHBand="0" w:noVBand="0"/>
+      </w:tblPr>
+      <w:tblGrid>
+        <w:gridCol w:w="576"/>
+        <w:gridCol w:w="8784"/>
+      </w:tblGrid>
+      <w:tr>
+        <w:trPr>
+          <w:cantSplit/>
+        </w:trPr>
+        <w:tc>
+          <w:tcPr>
+            <w:tcW w:w="576" w:type="dxa"/>
+          </w:tcPr>
+          <w:p>
+            <w:pPr>
+              <w:spacing w:before="0" w:after="0" w:line="644" w:lineRule="exact"/>
+              <w:ind w:left="0" w:firstLine="0"/>
+              <w:jc w:val="left"/>
+            </w:pPr>
+            <w:r>
+              <w:t xml:space="preserve">6.</w:t>
+            </w:r>
+          </w:p>
+        </w:tc>
+        <w:tc>
+          <w:tcPr>
+            <w:tcW w:w="8784" w:type="dxa"/>
+          </w:tcPr>
+          <w:p>
+            <w:pPr>
+              <w:spacing w:before="0" w:after="0" w:line="644" w:lineRule="exact"/>
+              <w:ind w:left="0" w:firstLine="0"/>
+              <w:jc w:val="left"/>
+            </w:pPr>
+            <w:r>
+              <w:t xml:space="preserve">This</w:t>
+            </w:r>
+            <w:r>
+              <w:t xml:space="preserve"> </w:t>
+            </w:r>
+            <w:r>
+              <w:t xml:space="preserve">appeal</w:t>
+            </w:r>
+            <w:r>
+              <w:t xml:space="preserve"> </w:t>
+            </w:r>
+            <w:r>
+              <w:t xml:space="preserve">is</w:t>
+            </w:r>
+            <w:r>
+              <w:t xml:space="preserve"> </w:t>
+            </w:r>
+            <w:r>
+              <w:t xml:space="preserve">from</w:t>
+            </w:r>
+            <w:r>
+              <w:t xml:space="preserve"> </w:t>
+            </w:r>
+            <w:r>
+              <w:t xml:space="preserve">a</w:t>
+            </w:r>
+            <w:r>
+              <w:t xml:space="preserve"> </w:t>
+            </w:r>
+            <w:r>
+              <w:t xml:space="preserve">decision</w:t>
+            </w:r>
+            <w:r>
+              <w:t xml:space="preserve"> </w:t>
+            </w:r>
+            <w:r>
+              <w:t xml:space="preserve">of</w:t>
+            </w:r>
+            <w:r>
+              <w:t xml:space="preserve"> </w:t>
+            </w:r>
+            <w:r>
+              <w:t xml:space="preserve">the</w:t>
+            </w:r>
+            <w:r>
+              <w:t xml:space="preserve"> </w:t>
+            </w:r>
+            <w:r>
+              <w:t xml:space="preserve">Hon.</w:t>
+            </w:r>
+            <w:r>
+              <w:t xml:space="preserve"> </w:t>
+            </w:r>
+            <w:r>
+              <w:t xml:space="preserve">Carolyn</w:t>
+            </w:r>
+            <w:r>
+              <w:t xml:space="preserve"> </w:t>
+            </w:r>
+            <w:r>
+              <w:t xml:space="preserve">E.</w:t>
+            </w:r>
+            <w:r>
+              <w:t xml:space="preserve"> </w:t>
+            </w:r>
+            <w:r>
+              <w:t xml:space="preserve">Wade,</w:t>
+            </w:r>
+            <w:r>
+              <w:t xml:space="preserve"> </w:t>
+            </w:r>
+            <w:r>
+              <w:t xml:space="preserve">Civil</w:t>
+            </w:r>
+            <w:r>
+              <w:t xml:space="preserve"> </w:t>
+            </w:r>
+            <w:r>
+              <w:t xml:space="preserve">Court</w:t>
+            </w:r>
+            <w:r>
+              <w:t xml:space="preserve"> </w:t>
+            </w:r>
+            <w:r>
+              <w:t xml:space="preserve">Judge,</w:t>
+            </w:r>
+            <w:r>
+              <w:t xml:space="preserve"> </w:t>
+            </w:r>
+            <w:r>
+              <w:t xml:space="preserve">County</w:t>
+            </w:r>
+            <w:r>
+              <w:t xml:space="preserve"> </w:t>
+            </w:r>
+            <w:r>
+              <w:t xml:space="preserve">of</w:t>
+            </w:r>
+            <w:r>
+              <w:t xml:space="preserve"> </w:t>
+            </w:r>
+            <w:r>
+              <w:t xml:space="preserve">Kings,</w:t>
+            </w:r>
+            <w:r>
+              <w:t xml:space="preserve"> </w:t>
+            </w:r>
+            <w:r>
+              <w:t xml:space="preserve">entered</w:t>
+            </w:r>
+            <w:r>
+              <w:t xml:space="preserve"> </w:t>
+            </w:r>
+            <w:r>
+              <w:t xml:space="preserve">and</w:t>
+            </w:r>
+            <w:r>
+              <w:t xml:space="preserve"> </w:t>
+            </w:r>
+            <w:r>
+              <w:t xml:space="preserve">filed</w:t>
+            </w:r>
+            <w:r>
+              <w:t xml:space="preserve"> </w:t>
+            </w:r>
+            <w:r>
+              <w:t xml:space="preserve">on</w:t>
+            </w:r>
+            <w:r>
+              <w:t xml:space="preserve"> </w:t>
+            </w:r>
+            <w:r>
+              <w:t xml:space="preserve">July</w:t>
+            </w:r>
+            <w:r>
+              <w:t xml:space="preserve"> </w:t>
+            </w:r>
+            <w:r>
+              <w:t xml:space="preserve">24,</w:t>
+            </w:r>
+            <w:r>
+              <w:t xml:space="preserve"> </w:t>
+            </w:r>
+            <w:r>
+              <w:t xml:space="preserve">2012,</w:t>
+            </w:r>
+            <w:r>
+              <w:t xml:space="preserve"> </w:t>
+            </w:r>
+            <w:r>
+              <w:t xml:space="preserve">whereby</w:t>
+            </w:r>
+            <w:r>
+              <w:t xml:space="preserve"> </w:t>
+            </w:r>
+            <w:r>
+              <w:t xml:space="preserve">it</w:t>
+            </w:r>
+            <w:r>
+              <w:t xml:space="preserve"> </w:t>
+            </w:r>
+            <w:r>
+              <w:t xml:space="preserve">was</w:t>
+            </w:r>
+            <w:r>
+              <w:t xml:space="preserve"> </w:t>
+            </w:r>
+            <w:r>
+              <w:t xml:space="preserve">adjudged</w:t>
+            </w:r>
+            <w:r>
+              <w:t xml:space="preserve"> </w:t>
+            </w:r>
+            <w:r>
+              <w:t xml:space="preserve">that</w:t>
+            </w:r>
+            <w:r>
+              <w:t xml:space="preserve"> </w:t>
+            </w:r>
+            <w:r>
+              <w:t xml:space="preserve">Defendant-Appellant’s</w:t>
+            </w:r>
+            <w:r>
+              <w:t xml:space="preserve"> </w:t>
+            </w:r>
+            <w:r>
+              <w:t xml:space="preserve">Order</w:t>
+            </w:r>
+            <w:r>
+              <w:t xml:space="preserve"> </w:t>
+            </w:r>
+            <w:r>
+              <w:t xml:space="preserve">to</w:t>
+            </w:r>
+            <w:r>
+              <w:t xml:space="preserve"> </w:t>
+            </w:r>
+            <w:r>
+              <w:t xml:space="preserve">Show</w:t>
+            </w:r>
+            <w:r>
+              <w:t xml:space="preserve"> </w:t>
+            </w:r>
+            <w:r>
+              <w:t xml:space="preserve">Cause</w:t>
+            </w:r>
+            <w:r>
+              <w:t xml:space="preserve"> </w:t>
+            </w:r>
+            <w:r>
+              <w:t xml:space="preserve">to</w:t>
+            </w:r>
+            <w:r>
+              <w:t xml:space="preserve"> </w:t>
+            </w:r>
+            <w:r>
+              <w:t xml:space="preserve">Reargue</w:t>
+            </w:r>
+            <w:r>
+              <w:t xml:space="preserve"> </w:t>
+            </w:r>
+            <w:r>
+              <w:t xml:space="preserve">be</w:t>
+            </w:r>
+            <w:r>
+              <w:t xml:space="preserve"> </w:t>
+            </w:r>
+            <w:r>
+              <w:t xml:space="preserve">granted,</w:t>
+            </w:r>
+            <w:r>
+              <w:t xml:space="preserve"> </w:t>
+            </w:r>
+            <w:r>
+              <w:t xml:space="preserve">and</w:t>
+            </w:r>
+            <w:r>
+              <w:t xml:space="preserve"> </w:t>
+            </w:r>
+            <w:r>
+              <w:t xml:space="preserve">upon</w:t>
+            </w:r>
+            <w:r>
+              <w:t xml:space="preserve"> </w:t>
+            </w:r>
+            <w:r>
+              <w:t xml:space="preserve">reargument,</w:t>
+            </w:r>
+            <w:r>
+              <w:t xml:space="preserve"> </w:t>
+            </w:r>
+            <w:r>
+              <w:t xml:space="preserve">denied.</w:t>
+            </w:r>
+          </w:p>
+        </w:tc>
+      </w:tr>
+    </w:tbl>
+    <w:tbl>
+      <w:tblPr>
+        <w:tblW w:w="9360" w:type="dxa"/>
+        <w:tblLayout w:type="fixed"/>
+        <w:tblCellMar>
+          <w:top w:w="0" w:type="dxa"/>
+          <w:left w:w="0" w:type="dxa"/>
+          <w:bottom w:w="0" w:type="dxa"/>
+          <w:right w:w="0" w:type="dxa"/>
+        </w:tblCellMar>
+        <w:tblLook w:val="0000" w:firstRow="0" w:lastRow="0" w:firstColumn="0" w:lastColumn="0" w:noHBand="0" w:noVBand="0"/>
+      </w:tblPr>
+      <w:tblGrid>
+        <w:gridCol w:w="576"/>
+        <w:gridCol w:w="8784"/>
+      </w:tblGrid>
+      <w:tr>
+        <w:trPr>
+          <w:cantSplit/>
+        </w:trPr>
+        <w:tc>
+          <w:tcPr>
+            <w:tcW w:w="576" w:type="dxa"/>
+          </w:tcPr>
+          <w:p>
+            <w:pPr>
+              <w:spacing w:before="0" w:after="0" w:line="644" w:lineRule="exact"/>
+              <w:ind w:left="0" w:firstLine="0"/>
+              <w:jc w:val="left"/>
+            </w:pPr>
+            <w:r>
+              <w:t xml:space="preserve">7.</w:t>
+            </w:r>
+          </w:p>
+        </w:tc>
+        <w:tc>
+          <w:tcPr>
+            <w:tcW w:w="8784" w:type="dxa"/>
+          </w:tcPr>
+          <w:p>
+            <w:pPr>
+              <w:spacing w:before="0" w:after="0" w:line="644" w:lineRule="exact"/>
+              <w:ind w:left="0" w:firstLine="0"/>
+              <w:jc w:val="left"/>
+            </w:pPr>
+            <w:r>
+              <w:t xml:space="preserve">The</w:t>
+            </w:r>
+            <w:r>
+              <w:t xml:space="preserve"> </w:t>
+            </w:r>
+            <w:r>
+              <w:t xml:space="preserve">appeal</w:t>
+            </w:r>
+            <w:r>
+              <w:t xml:space="preserve"> </w:t>
+            </w:r>
+            <w:r>
+              <w:t xml:space="preserve">is</w:t>
+            </w:r>
+            <w:r>
+              <w:t xml:space="preserve"> </w:t>
+            </w:r>
+            <w:r>
+              <w:t xml:space="preserve">on</w:t>
+            </w:r>
+            <w:r>
+              <w:t xml:space="preserve"> </w:t>
+            </w:r>
+            <w:r>
+              <w:t xml:space="preserve">the</w:t>
+            </w:r>
+            <w:r>
+              <w:t xml:space="preserve"> </w:t>
+            </w:r>
+            <w:r>
+              <w:t xml:space="preserve">appendix</w:t>
+            </w:r>
+            <w:r>
+              <w:t xml:space="preserve"> </w:t>
+            </w:r>
+            <w:r>
+              <w:t xml:space="preserve">method.</w:t>
+            </w:r>
+          </w:p>
+        </w:tc>
+      </w:tr>
+    </w:tbl>
     <w:tbl>
       <w:tblPr>
         <w:tblW w:w="9360" w:type="dxa"/>

--- a/courts/second-circuit/new-york/state/appellate-terms-of-the-supreme-court/opening-brief/usage/OUTPUT-opening-brief.docx
+++ b/courts/second-circuit/new-york/state/appellate-terms-of-the-supreme-court/opening-brief/usage/OUTPUT-opening-brief.docx
@@ -11183,7 +11183,7 @@
         <w:t xml:space="preserve">v. Leidner</w:t>
       </w:r>
       <w:r>
-        <w:t xml:space="preserve">, 76 N.Y.2d 956, 958, 563 N.Y.S.2d 723, 725 (2000) (“Service of process is carefully prescribed by the Legislature . . . . Regularity of process, certainty and reliability for all litigants and for the courts are highly desirable objectives to avoid generating collateral disputes. These objects are served by adherence to the statute . . . .”). When a party is not properly served, the court lacks jurisdiction over that party.</w:t>
+        <w:t xml:space="preserve">, 76 N.Y.2d 956, 958, 563 N.Y.S.2d 723, 725 (2000) (“Service of process is carefully prescribed by the Legislature ⁠. ⁠. ⁠. ⁠. Regularity of process, certainty and reliability for all litigants and for the courts are highly desirable objectives to avoid generating collateral disputes. These objects are served by adherence to the statute ⁠. ⁠. ⁠. ⁠.”). When a party is not properly served, the court lacks jurisdiction over that party.</w:t>
       </w:r>
       <w:r>
         <w:t xml:space="preserve"> </w:t>
@@ -11223,7 +11223,7 @@
         <w:t xml:space="preserve">v. Kamin</w:t>
       </w:r>
       <w:r>
-        <w:t xml:space="preserve">, 94 NY2d 263, 265, 701 N.Y.S.2d 698, 699 (1999) (“Typically, a defendant who is otherwise subject to a court’s jurisdiction, may seek dismissal based on the claim that service was not properly effectuated.”). And “therefore all further proceedings . . . [are] absolute nullities.”</w:t>
+        <w:t xml:space="preserve">, 94 NY2d 263, 265, 701 N.Y.S.2d 698, 699 (1999) (“Typically, a defendant who is otherwise subject to a court’s jurisdiction, may seek dismissal based on the claim that service was not properly effectuated.”). And “therefore all further proceedings ⁠. ⁠. ⁠. [are] absolute nullities.”</w:t>
       </w:r>
       <w:r>
         <w:t xml:space="preserve"> </w:t>
@@ -12432,7 +12432,7 @@
         <w:t xml:space="preserve"> </w:t>
       </w:r>
       <w:r>
-        <w:t xml:space="preserve">simply says “[t]he court which rendered a judgment or order may relieve a party from it . . . upon the ground of lack of jurisdiction to render the order.” The cases that have interpreted this issue have confirmed that there is no time limit for making a motion to vacate upon the ground of lack of jurisdiction. See, e.g.,</w:t>
+        <w:t xml:space="preserve">simply says “[t]he court which rendered a judgment or order may relieve a party from it ⁠. ⁠. ⁠. upon the ground of lack of jurisdiction to render the order.” The cases that have interpreted this issue have confirmed that there is no time limit for making a motion to vacate upon the ground of lack of jurisdiction. See, e.g.,</w:t>
       </w:r>
       <w:r>
         <w:t xml:space="preserve"> </w:t>
@@ -12459,7 +12459,7 @@
         <w:t xml:space="preserve">Bank, N.A. v. Lomar Contractors, Inc.</w:t>
       </w:r>
       <w:r>
-        <w:t xml:space="preserve">, 237 A.D.2d 248, 249, 684 N.Y.S.2d 172, 173 (App. Div. 2d Dep’t 1997) (“[A] motion to vacate based upon a lack of jurisdiction may be made at any time . . . .”);</w:t>
+        <w:t xml:space="preserve">, 237 A.D.2d 248, 249, 684 N.Y.S.2d 172, 173 (App. Div. 2d Dep’t 1997) (“[A] motion to vacate based upon a lack of jurisdiction may be made at any time ⁠. ⁠. ⁠. ⁠.”);</w:t>
       </w:r>
       <w:r>
         <w:t xml:space="preserve"> </w:t>
@@ -12557,7 +12557,7 @@
         <w:t xml:space="preserve">v. Junik</w:t>
       </w:r>
       <w:r>
-        <w:t xml:space="preserve">, 158 A.D.2d 574, 575, 551 N.Y.S.2d 542, 544 (App. Div. 2d Dep’t 1990) (“Assuming that it is ultimately held that the plaintiff has met her burden of establishing personal jurisdiction . . . , then the defendant also would be entitled to consideration of that branch of his motion which is premised on CPLR 5015 (a)⁠(1) and 317”);</w:t>
+        <w:t xml:space="preserve">, 158 A.D.2d 574, 575, 551 N.Y.S.2d 542, 544 (App. Div. 2d Dep’t 1990) (“Assuming that it is ultimately held that the plaintiff has met her burden of establishing personal jurisdiction ⁠. ⁠. ⁠. ⁠, then the defendant also would be entitled to consideration of that branch of his motion which is premised on CPLR 5015 (a)⁠(1) and 317”);</w:t>
       </w:r>
       <w:r>
         <w:t xml:space="preserve"> </w:t>
@@ -12692,7 +12692,7 @@
         <w:t xml:space="preserve">CCR Partners v. Ahmed</w:t>
       </w:r>
       <w:r>
-        <w:t xml:space="preserve">, 2009 N.Y. Misc. LEXIS 6404 (Sup. Ct. Nassau Cty. December 16, 2009) (recognizing that although the pro se defendant “ . . . [did] not specifically invoke CPLR § 5015(a)⁠(4)</w:t>
+        <w:t xml:space="preserve">, 2009 N.Y. Misc. LEXIS 6404 (Sup. Ct. Nassau Cty. December 16, 2009) (recognizing that although the pro se defendant “ ⁠. ⁠. ⁠. [did] not specifically invoke CPLR § 5015(a)⁠(4)</w:t>
       </w:r>
       <w:r>
         <w:t xml:space="preserve"> </w:t>
@@ -12776,7 +12776,7 @@
         <w:t xml:space="preserve">v. Rowe</w:t>
       </w:r>
       <w:r>
-        <w:t xml:space="preserve">, 449 U.S. 5, 9 (1980) (“It is settled law that the allegations of [a pro se] complaint, ‘however inartfully pleaded’ are held ‘to less stringent standards than formal pleadings drafted by lawyers . . . .’”);</w:t>
+        <w:t xml:space="preserve">, 449 U.S. 5, 9 (1980) (“It is settled law that the allegations of [a pro se] complaint, ‘however inartfully pleaded’ are held ‘to less stringent standards than formal pleadings drafted by lawyers ⁠. ⁠. ⁠. ⁠.’”);</w:t>
       </w:r>
       <w:r>
         <w:t xml:space="preserve"> </w:t>
@@ -12850,7 +12850,7 @@
         <w:t xml:space="preserve"> </w:t>
       </w:r>
       <w:r>
-        <w:t xml:space="preserve">Ms. Jimenez, in her affidavit, stated that she “. . . never received the court papers,” and that “[t]he court lacks personal jurisdiction because the court papers were not served properly.” (A. 8.) Despite these explicit references to the court’s lack of personal jurisdiction, the lower court still made its ruling under CPLR § 317</w:t>
+        <w:t xml:space="preserve">Ms. Jimenez, in her affidavit, stated that she “. ⁠. ⁠. never received the court papers,” and that “[t]he court lacks personal jurisdiction because the court papers were not served properly.” (A. 8.) Despite these explicit references to the court’s lack of personal jurisdiction, the lower court still made its ruling under CPLR § 317</w:t>
       </w:r>
       <w:r>
         <w:t xml:space="preserve"> </w:t>
@@ -13362,7 +13362,7 @@
         <w:t xml:space="preserve">v. Hank</w:t>
       </w:r>
       <w:r>
-        <w:t xml:space="preserve">, 197 A.D.2d 295, 298, 610 N.Y.S.2d 523, 520 (App. Div. 1st Dep’t 1994) (“Defendant’s lack of a reasonable excuse . . . is obviated if the court is without personal jurisdiction over defendant, and all subsequent proceedings would be rendered null and void.”) (citation omitted); Anello v. Barry, 149 A.D.2d 640, 641, 540 N.Y.S.2d 460, 461 (App. Div. 2d Dep’t 1989) (“[T]he court erred in vacating the default as excusable pursuant to C.P.L.R. 5015(a)⁠(1)</w:t>
+        <w:t xml:space="preserve">, 197 A.D.2d 295, 298, 610 N.Y.S.2d 523, 520 (App. Div. 1st Dep’t 1994) (“Defendant’s lack of a reasonable excuse ⁠. ⁠. ⁠. is obviated if the court is without personal jurisdiction over defendant, and all subsequent proceedings would be rendered null and void.”) (citation omitted); Anello v. Barry, 149 A.D.2d 640, 641, 540 N.Y.S.2d 460, 461 (App. Div. 2d Dep’t 1989) (“[T]he court erred in vacating the default as excusable pursuant to C.P.L.R. 5015(a)⁠(1)</w:t>
       </w:r>
       <w:r>
         <w:t xml:space="preserve"> </w:t>
@@ -13622,7 +13622,7 @@
         <w:t xml:space="preserve"> </w:t>
       </w:r>
       <w:r>
-        <w:t xml:space="preserve">as alleged by the plaintiff’s process server, requires a hearing to determine whether they were in fact properly served . . . .”). See also, e.g.,</w:t>
+        <w:t xml:space="preserve">as alleged by the plaintiff’s process server, requires a hearing to determine whether they were in fact properly served ⁠. ⁠. ⁠. ⁠.”). See also, e.g.,</w:t>
       </w:r>
       <w:r>
         <w:t xml:space="preserve"> </w:t>
@@ -13804,7 +13804,7 @@
         <w:pStyle w:val="BodyText"/>
       </w:pPr>
       <w:r>
-        <w:t xml:space="preserve">Despite the fact that Ms. Jimenez was acting pro se, that she had not yet had the opportunity to review the affidavit of service, and that the UCS computer program did not properly prompt Ms. Jimenez, she still unequivocally rebutted Plaintiff’s affidavit of service. Her sworn denial of receiving the Summons and Complaint and the salient facts that she raised in her affidavit were more than sufficient to rebut Plaintiff’s affidavit of service. Furthermore, at oral argument, Ms. Jimenez informed Judge Wade that the Plaintiff claimed to have served her at an address at which she had never lived. (A. 87.) (“Defendant reiterates . . . that she did not live at the address where service was effected.”) (emphasis added). Thus, because Ms. Jimenez provided the court with a sworn denial that she had received process and Plaintiff’s affidavit of service was rebutted, the court should have required Plaintiff to show by a preponderance of the evidence that service was proper at a hearing.</w:t>
+        <w:t xml:space="preserve">Despite the fact that Ms. Jimenez was acting pro se, that she had not yet had the opportunity to review the affidavit of service, and that the UCS computer program did not properly prompt Ms. Jimenez, she still unequivocally rebutted Plaintiff’s affidavit of service. Her sworn denial of receiving the Summons and Complaint and the salient facts that she raised in her affidavit were more than sufficient to rebut Plaintiff’s affidavit of service. Furthermore, at oral argument, Ms. Jimenez informed Judge Wade that the Plaintiff claimed to have served her at an address at which she had never lived. (A. 87.) (“Defendant reiterates ⁠. ⁠. ⁠. that she did not live at the address where service was effected.”) (emphasis added). Thus, because Ms. Jimenez provided the court with a sworn denial that she had received process and Plaintiff’s affidavit of service was rebutted, the court should have required Plaintiff to show by a preponderance of the evidence that service was proper at a hearing.</w:t>
       </w:r>
     </w:p>
     <w:p>
@@ -14404,7 +14404,7 @@
         <w:noBreakHyphen/>
       </w:r>
       <w:r>
-        <w:t xml:space="preserve">581 (App. Div. 3d Dep’t 2005) (noting that a motion for leave to reargue is left to the sound discretion of the court, and may be granted even when “the criteria for granting a reconsideration motion are not technically met” ).</w:t>
+        <w:t xml:space="preserve">581 (App. Div. 3d Dep’t 2005) (noting that a motion for leave to reargue is left to the sound discretion of the court, and may be granted even when “the criteria for granting a reconsideration motion are not technically met” ⁠).</w:t>
       </w:r>
     </w:p>
     <w:p>
@@ -15326,7 +15326,7 @@
         <w:t xml:space="preserve">v. Russo</w:t>
       </w:r>
       <w:r>
-        <w:t xml:space="preserve">, 67 N.Y.2d 592, 595, 505 N.Y.S.2d 591, 593 (1986) (“Notice [of the action] received by means other than those authorized by statute does not bring a defendant within the jurisdiction of the court . . . .”);</w:t>
+        <w:t xml:space="preserve">, 67 N.Y.2d 592, 595, 505 N.Y.S.2d 591, 593 (1986) (“Notice [of the action] received by means other than those authorized by statute does not bring a defendant within the jurisdiction of the court ⁠. ⁠. ⁠. ⁠.”);</w:t>
       </w:r>
       <w:r>
         <w:t xml:space="preserve"> </w:t>
